--- a/az/discovery-articles/3.17 Boru kəmərləri.docx
+++ b/az/discovery-articles/3.17 Boru kəmərləri.docx
@@ -4,580 +4,386 @@
   <w:body>
     <w:p>
       <w:pPr>
-        <w:keepNext/>
-        <w:spacing w:before="280" w:after="120"/>
+        <w:pStyle w:val="Title"/>
+        <w:widowControl/>
       </w:pPr>
       <w:r>
-        <w:rPr>
-          <w:rFonts w:ascii="Calibri" w:hAnsi="Calibri" w:eastAsia="Calibri"/>
-          <w:b/>
-          <w:i w:val="0"/>
-          <w:color w:val="004E8C"/>
-          <w:sz w:val="44"/>
-        </w:rPr>
         <w:t>3.17 Boru kəmərləri</w:t>
       </w:r>
     </w:p>
     <w:p>
       <w:pPr>
-        <w:spacing w:after="80"/>
+        <w:keepNext/>
+        <w:widowControl/>
       </w:pPr>
       <w:r>
         <w:rPr>
-          <w:rFonts w:ascii="Calibri" w:hAnsi="Calibri" w:eastAsia="Calibri"/>
-          <w:b w:val="0"/>
-          <w:i/>
-          <w:color w:val="505050"/>
-          <w:sz w:val="22"/>
+          <w:sz w:val="20"/>
         </w:rPr>
-        <w:t>3. Sənaye, enerji və nəqliyyat</w:t>
-      </w:r>
-    </w:p>
-    <w:p>
-      <w:pPr>
-        <w:spacing w:after="200"/>
-      </w:pPr>
-      <w:r>
-        <w:rPr>
-          <w:rFonts w:ascii="Calibri" w:hAnsi="Calibri" w:eastAsia="Calibri"/>
-          <w:b w:val="0"/>
-          <w:i/>
-          <w:sz w:val="22"/>
-        </w:rPr>
-        <w:t>Dövr: neft üçün XIX əsrin sonlarından başlayaraq; daha qədim su kəmərləri; sonralar qaz və neft məhsulları şəbəkələri | Əsas simalar: Pensilvaniya və Qafqaz neft bölgələrinin mühəndisləri; daha sonra dünyanın müxtəlif yerlərində milli və korporativ boru kəməri konsorsiumları</w:t>
-      </w:r>
-    </w:p>
-    <w:p>
-      <w:pPr>
-        <w:spacing w:after="160" w:line="276" w:lineRule="auto"/>
-      </w:pPr>
-      <w:r>
-        <w:rPr>
-          <w:rFonts w:ascii="Calibri" w:hAnsi="Calibri" w:eastAsia="Calibri"/>
-          <w:b w:val="0"/>
-          <w:i w:val="0"/>
-          <w:sz w:val="22"/>
-        </w:rPr>
-        <w:t>Boru kəmərləri suyu, nefti, təbii qazı və başqa maye və qazları fasiləsiz şəkildə uzaq məsafələrə daşıyır. Bu sistem böyük həcmli daşımaları sabitləşdirdi və dəmir yolu, avtomobil və dəniz nəqliyyatına olan ehtiyacın bir hissəsini azaltdı.</w:t>
+        <w:t>3 Sənaye enerji və nəqliyyat</w:t>
       </w:r>
     </w:p>
     <w:p>
       <w:pPr>
         <w:keepNext/>
-        <w:spacing w:before="240" w:after="120"/>
+        <w:widowControl/>
       </w:pPr>
       <w:r>
         <w:rPr>
-          <w:rFonts w:ascii="Calibri" w:hAnsi="Calibri" w:eastAsia="Calibri"/>
-          <w:b/>
-          <w:i w:val="0"/>
-          <w:color w:val="004E8C"/>
-          <w:sz w:val="28"/>
+          <w:sz w:val="20"/>
         </w:rPr>
-        <w:t>Əsas faktlar</w:t>
+        <w:t>Dövr: neft üçün təxminən XIX əsrin sonlarından; daha əvvəl su xətləri; sonralar qaz və neft məhsulları şəbəkələri | Əsas iştirakçılar: Pensilvaniya və Qafqaz neft bölgələrinin mühəndisləri; dünyanın müxtəlif yerlərində sonrakı dövlət və şirkət konsorsiumları</w:t>
+      </w:r>
+    </w:p>
+    <w:p>
+      <w:pPr>
+        <w:widowControl/>
+      </w:pPr>
+      <w:r>
+        <w:t>Boru kəmərləri suyu, nefti, təbii qazı və emal məhsullarını quru boyunca fasiləsiz borularla daşıyır. Onlar böyük həcmdə enerji daşınmasını yalnız ardıcıl arabalar və tankerlərlə müqayisədə daha sakit və sabit etdi.</w:t>
+      </w:r>
+    </w:p>
+    <w:p>
+      <w:pPr>
+        <w:pStyle w:val="Heading1"/>
+        <w:widowControl/>
+      </w:pPr>
+      <w:r>
+        <w:t>Əsas məlumatlar</w:t>
       </w:r>
     </w:p>
     <w:p>
       <w:pPr>
         <w:pStyle w:val="ListBullet"/>
+        <w:widowControl/>
       </w:pPr>
       <w:r>
-        <w:rPr>
-          <w:rFonts w:ascii="Calibri" w:hAnsi="Calibri" w:eastAsia="Calibri"/>
-          <w:b w:val="0"/>
-          <w:i w:val="0"/>
-          <w:sz w:val="22"/>
-        </w:rPr>
-        <w:t>Şəhərlər uzun əsrlər boyu akveduk və su şəbəkələrindən istifadə edib; sənaye boru kəmərləri həmin ideyanı karbohidrogenlərin iri həcmdə daşınmasına tətbiq edib</w:t>
+        <w:t>Şəhərlər akveduk və su xətlərindən qədimdən istifadə edirdi; sənaye kəmərləri bu fikri karbohidrogenlərə tətbiq etdi.</w:t>
       </w:r>
     </w:p>
     <w:p>
       <w:pPr>
         <w:pStyle w:val="ListBullet"/>
+        <w:widowControl/>
       </w:pPr>
       <w:r>
-        <w:rPr>
-          <w:rFonts w:ascii="Calibri" w:hAnsi="Calibri" w:eastAsia="Calibri"/>
-          <w:b w:val="0"/>
-          <w:i w:val="0"/>
-          <w:sz w:val="22"/>
-        </w:rPr>
-        <w:t>XIX əsrdə neft hasilatındakı kəskin yüksəliş xam nefti uzaq məsafələrə daşıyan ilk kəmərlərin çəkilməsinə təkan verib</w:t>
+        <w:t>XIX əsrin neft yüksəlişi ilk uzun məsafəli xam neft kəmərlərinə təkan verdi.</w:t>
       </w:r>
     </w:p>
     <w:p>
       <w:pPr>
         <w:pStyle w:val="ListBullet"/>
+        <w:widowControl/>
       </w:pPr>
       <w:r>
-        <w:rPr>
-          <w:rFonts w:ascii="Calibri" w:hAnsi="Calibri" w:eastAsia="Calibri"/>
-          <w:b w:val="0"/>
-          <w:i w:val="0"/>
-          <w:sz w:val="22"/>
-        </w:rPr>
-        <w:t>Nasoslar, kompressorlar, siyirtmələr və nəzarət sistemləri müasir şəbəkələrdə axını fasiləsiz saxlayır</w:t>
+        <w:t>Nasoslar, kompressorlar, klapanlar və nəzarət sistemləri müasir şəbəkələrdə axını saxlayır.</w:t>
       </w:r>
     </w:p>
     <w:p>
       <w:pPr>
         <w:pStyle w:val="ListBullet"/>
+        <w:widowControl/>
       </w:pPr>
       <w:r>
-        <w:rPr>
-          <w:rFonts w:ascii="Calibri" w:hAnsi="Calibri" w:eastAsia="Calibri"/>
-          <w:b w:val="0"/>
-          <w:i w:val="0"/>
-          <w:sz w:val="22"/>
-        </w:rPr>
-        <w:t>Boru kəmərləri bəzi quru nəqliyyatı üsulları ilə müqayisədə daşınma zamanı tökülmə və oğurluq riskini azaldır, lakin marşrut boyunca torpaq və sızma təhlükələri yaradır</w:t>
+        <w:t>Kəmərlər bəzi quru daşıma üsulları ilə müqayisədə dağılma və oğurluq riskini azaldır, lakin marşrut və sızma təhlükələri yaradır.</w:t>
       </w:r>
     </w:p>
     <w:p>
       <w:pPr>
         <w:pStyle w:val="ListBullet"/>
+        <w:widowControl/>
       </w:pPr>
       <w:r>
-        <w:rPr>
-          <w:rFonts w:ascii="Calibri" w:hAnsi="Calibri" w:eastAsia="Calibri"/>
-          <w:b w:val="0"/>
-          <w:i w:val="0"/>
-          <w:sz w:val="22"/>
-        </w:rPr>
-        <w:t>Geosiyasət çox vaxt borunun kimə məxsus olduğu və hansı ərazilərdən keçdiyi xəritəni izləyir</w:t>
+        <w:t>Geosiyasi münasibətlər çox vaxt borunun kimə məxsus olduğuna və haradan keçdiyinə bağlıdır.</w:t>
       </w:r>
     </w:p>
     <w:p>
       <w:pPr>
-        <w:keepNext/>
-        <w:spacing w:before="240" w:after="120"/>
+        <w:pStyle w:val="Heading1"/>
+        <w:widowControl/>
       </w:pPr>
       <w:r>
-        <w:rPr>
-          <w:rFonts w:ascii="Calibri" w:hAnsi="Calibri" w:eastAsia="Calibri"/>
-          <w:b/>
-          <w:i w:val="0"/>
-          <w:color w:val="004E8C"/>
-          <w:sz w:val="28"/>
-        </w:rPr>
-        <w:t>Bu nədir və necə işləyir?</w:t>
+        <w:t>Bu nədir</w:t>
       </w:r>
     </w:p>
     <w:p>
       <w:pPr>
-        <w:spacing w:after="160" w:line="276" w:lineRule="auto"/>
+        <w:widowControl/>
       </w:pPr>
       <w:r>
-        <w:rPr>
-          <w:rFonts w:ascii="Calibri" w:hAnsi="Calibri" w:eastAsia="Calibri"/>
-          <w:b w:val="0"/>
-          <w:i w:val="0"/>
-          <w:sz w:val="22"/>
-        </w:rPr>
-        <w:t>Boru kəməri maye və qazı mənbədən istifadəçiyə təzyiq və ya cazibə qüvvəsi ilə daşıyan qapalı xəttdir: çay suyunu şəhərə, xam nefti emal zavoduna, qazı elektrik stansiyasına çatdırır. Marşrut boyunca yerləşən stansiyalar axına əlavə enerji verir, siyirtmələr isə təhlükəsizlik üçün xətti ayrı-ayrı hissələrə bölür. Nəzarət sistemləri sızmanı aşkar etmək üçün təzyiq və sərfi izləyir. Sadə desək, bu, insanların qurub torpağa basdırdığı çaydır. Əsas yenilik iri həcmli yükü yolun hər kilometrində təkərli nəqliyyata və ya gəmiyə yükləmədən fasiləsiz daşımaqdır.</w:t>
+        <w:t>Boru kəməri maye və ya qazı təzyiq və ya cazibə qüvvəsi ilə mənbədən istifadəçiyə aparan qapalı xətdir: çay suyunu şəhərə, xam nefti emal zavoduna, qazı elektrik stansiyasına çatdırır. Marşrutdakı stansiyalar axına enerji verir, klapanlar təhlükəsizlik üçün xətti hissələrə ayırır. Nəzarət sistemləri təzyiqi və sərfi izləyərək sızma axtarır. Kəməri tikilib torpağa basdırılmış çaya bənzətmək olar. Əsas fikir yükü hər mərhələdə təkərə və ya gəmiyə yükləmədən fasiləsiz böyük həcmdə daşımaqdır.</w:t>
       </w:r>
     </w:p>
     <w:p>
       <w:pPr>
-        <w:keepNext/>
-        <w:spacing w:before="240" w:after="120"/>
+        <w:pStyle w:val="Heading1"/>
+        <w:widowControl/>
       </w:pPr>
       <w:r>
-        <w:rPr>
-          <w:rFonts w:ascii="Calibri" w:hAnsi="Calibri" w:eastAsia="Calibri"/>
-          <w:b/>
-          <w:i w:val="0"/>
-          <w:color w:val="004E8C"/>
-          <w:sz w:val="28"/>
-        </w:rPr>
-        <w:t>Kim kəşf və ya ixtira edib?</w:t>
+        <w:t>Kim kəşf edib və ya yaradıb</w:t>
       </w:r>
     </w:p>
     <w:p>
       <w:pPr>
-        <w:spacing w:after="160" w:line="276" w:lineRule="auto"/>
+        <w:widowControl/>
       </w:pPr>
       <w:r>
-        <w:rPr>
-          <w:rFonts w:ascii="Calibri" w:hAnsi="Calibri" w:eastAsia="Calibri"/>
-          <w:b w:val="0"/>
-          <w:i w:val="0"/>
-          <w:sz w:val="22"/>
-        </w:rPr>
-        <w:t>Suyu boru və akveduklarla daşımaq qədim texnologiyadır; bu ideyanın neft və qaza tətbiqi isə sənaye dövründə neft yataqlarındakı qızğın hasilatın yaratdığı qarışıqlığa mühəndislik cavabı oldu. Pensilvaniya, Bakı, sonralar isə Yaxın Şərq və Sibir yataqları uzun kəmərlərin praktik inkişafını sürətləndirdi. Metallurqlar, qaynaqçılar və korroziya mütəxəssisləri keçid hüquqlarını maliyyələşdirən sərmayədarlarla birlikdə bu texnologiyanın yaradıcılarıdır. Boru kəmərinin tək sahibi olan bir ixtiraçı yoxdur; burada əsas rolu konsorsiumlar və standartlaşdırma qurumları oynayır.</w:t>
+        <w:t>Suyu boru və akvedukla aparmaq qədimdir. Bu fikrin neft və qaza tətbiqi sənaye dövrünün sürətlə böyüyən yataqlarındakı qarışıqlığa mühəndis cavabı idi. Pensilvaniya, Bakı, sonralar Yaxın Şərq və Sibir yataqları uzun praktik xətlərə tələbat yaratdı. Metallurqlar, qaynaqçılar və korroziya tədqiqatçıları marşrut hüquqlarını maliyyələşdirən sərmayəçilərlə birlikdə çalışdı. Kəmərin tək müəllifi yoxdur; konsorsiumlar və standartlaşdırma qurumları əsas rol oynayır.</w:t>
       </w:r>
     </w:p>
     <w:p>
       <w:pPr>
-        <w:keepNext/>
-        <w:spacing w:before="240" w:after="120"/>
+        <w:pStyle w:val="Heading1"/>
+        <w:widowControl/>
       </w:pPr>
       <w:r>
-        <w:rPr>
-          <w:rFonts w:ascii="Calibri" w:hAnsi="Calibri" w:eastAsia="Calibri"/>
-          <w:b/>
-          <w:i w:val="0"/>
-          <w:color w:val="004E8C"/>
-          <w:sz w:val="28"/>
-        </w:rPr>
-        <w:t>Nə vaxt və necə yaranıb?</w:t>
+        <w:t>Nə vaxt və necə yaranıb</w:t>
       </w:r>
     </w:p>
     <w:p>
       <w:pPr>
-        <w:spacing w:after="160" w:line="276" w:lineRule="auto"/>
+        <w:widowControl/>
       </w:pPr>
       <w:r>
-        <w:rPr>
-          <w:rFonts w:ascii="Calibri" w:hAnsi="Calibri" w:eastAsia="Calibri"/>
-          <w:b w:val="0"/>
-          <w:i w:val="0"/>
-          <w:sz w:val="22"/>
-        </w:rPr>
-        <w:t>XIX əsrin sonlarında çəkilən neft kəmərləri karbohidrogenlərin boru ilə kommersiya miqyasında daşına bildiyini sübut etdi. XX əsrin müharibələri və müharibədən sonrakı iqtisadi yüksəliş qitələri əhatə edən qaz və neft şəbəkələrinin qurulmasına gətirdi. Sonralar dənizaltı kəmərlər çəkildi, mayeləşdirilmiş təbii qaz daşımaları isə boru şəbəkələri ilə həm rəqabət apardı, həm də onları tamamladı. Xəndək qazılması, qaynaq və təzyiq sınağı enerji infrastrukturu quran dövlətlərin adi iş qaydasına çevrildi. Neft yatağı qurunun içində olduqda kəmər araba karvanından üstün idi; dəniz yolu əlverişli olanda isə yükün bir hissəsini tankerlər daşıyırdı.</w:t>
+        <w:t>XIX əsrin sonundakı neft xətləri karbohidrogenlərin boru ilə kommersiya miqyasında daşına bildiyini göstərdi. XX əsrin müharibələri və müharibədən sonrakı artım qitələri əhatə edən qaz və neft şəbəkələri yaratdı. Dənizaltı borular və mayeləşdirilmiş təbii qaz sonralar həm rəqib, həm tamamlayıcı oldu. Qazıntı, qaynaq və təzyiq sınağı enerji ölkələrinin adi işinə çevrildi. Qurunun içərisində boru araba karvanını üstələdi; dəniz yollarında isə tankerlər yükü bölüşməyə davam etdi.</w:t>
       </w:r>
     </w:p>
     <w:p>
       <w:pPr>
-        <w:keepNext/>
-        <w:spacing w:before="240" w:after="120"/>
+        <w:pStyle w:val="Heading1"/>
+        <w:widowControl/>
       </w:pPr>
       <w:r>
-        <w:rPr>
-          <w:rFonts w:ascii="Calibri" w:hAnsi="Calibri" w:eastAsia="Calibri"/>
-          <w:b/>
-          <w:i w:val="0"/>
-          <w:color w:val="004E8C"/>
-          <w:sz w:val="28"/>
-        </w:rPr>
-        <w:t>Elmi əhəmiyyəti</w:t>
+        <w:t>Elm üçün əhəmiyyəti</w:t>
       </w:r>
     </w:p>
     <w:p>
       <w:pPr>
-        <w:spacing w:after="160" w:line="276" w:lineRule="auto"/>
+        <w:widowControl/>
       </w:pPr>
       <w:r>
-        <w:rPr>
-          <w:rFonts w:ascii="Calibri" w:hAnsi="Calibri" w:eastAsia="Calibri"/>
-          <w:b w:val="0"/>
-          <w:i w:val="0"/>
-          <w:sz w:val="22"/>
-        </w:rPr>
-        <w:t>Boru kəmərində axın məhdud şəraitdə maye və qaz mexanikasıdır: sürtünmə itkiləri, çoxfazalı axın və təzyiq sıçrayışları nəzərə alınmalıdır. Materialşünaslıq korroziya, qaynaq qüsurları və uzunmüddətli yorulma ilə mübarizə aparır. Sızmanın aşkarlanmasında sensor göstəriciləri statistik xəbərdarlıq üsulları ilə birləşdirilir. Bütövlüyün idarə olunması onillərlə işləyən infrastruktur üçün tətbiqi risk təhlilidir. Torpağa basdırılmış xətt ictimaiyyətin gözündən uzaqda təzyiqin, kimyanın və torpaqla qarşılıqlı təsirin sınaq laboratoriyasıdır.</w:t>
+        <w:t>Kəmər axını məhdud şəraitdə maye və qaz mexanikasıdır: sürtünmə itkisi, bir neçə fazanın birgə axını və qəfil təzyiq artımı riskləri. Materialşünaslıq korroziya, qaynaq qüsurları və uzunmüddətli yorulma ilə mübarizə aparır. Sızma aşkarlanması sensorları statistik xəbərdarlıqla birləşdirir. Onilliklər işləyən kəmərin bütövlüyünü qorumaq tətbiqi risk təhlilidir. Torpaq altındakı xətt təzyiq, kimya və torpaqla qarşılıqlı təsirin gözə görünməyən laboratoriyasıdır.</w:t>
       </w:r>
     </w:p>
     <w:p>
       <w:pPr>
-        <w:keepNext/>
-        <w:spacing w:before="240" w:after="120"/>
+        <w:pStyle w:val="Heading1"/>
+        <w:widowControl/>
       </w:pPr>
       <w:r>
-        <w:rPr>
-          <w:rFonts w:ascii="Calibri" w:hAnsi="Calibri" w:eastAsia="Calibri"/>
-          <w:b/>
-          <w:i w:val="0"/>
-          <w:color w:val="004E8C"/>
-          <w:sz w:val="28"/>
-        </w:rPr>
         <w:t>Sonrakı inkişafa təsiri</w:t>
       </w:r>
     </w:p>
     <w:p>
       <w:pPr>
-        <w:spacing w:after="160" w:line="276" w:lineRule="auto"/>
+        <w:widowControl/>
       </w:pPr>
       <w:r>
-        <w:rPr>
-          <w:rFonts w:ascii="Calibri" w:hAnsi="Calibri" w:eastAsia="Calibri"/>
-          <w:b w:val="0"/>
-          <w:i w:val="0"/>
-          <w:sz w:val="22"/>
-        </w:rPr>
-        <w:t>Neft emalı zavodları, neft-kimya kompleksləri və qazla işləyən elektrik şəbəkələri boru kəməri xəritələrinə uyğun yerləşdirilir. Enerji təhlükəsizliyi strategiyasında bir şəbəkəni digərinə bağlayan kəmərlər strateji obyekt sayılır. Hidrogen və karbon qazı üçün təklif olunan kəmərlər iqlim siyasətinin yeni ehtiyacları naminə eyni dəhliz məntiqindən istifadə edir. Ekoloji qanunvericilik qismən neft dağılmalarına və torpaqdan keçid hüququ uğrunda mübahisələrə cavab olaraq inkişaf etdi. Rəqəmsal əkizlər və daxili yoxlama qurğuları bu gün də köhnə fasiləsiz axın ideyasına xidmət edir.</w:t>
+        <w:t>Emal zavodları, neft-kimya kompleksləri və qazla işləyən elektrik şəbəkələri kəmərlərin xəritəsinə uyğun yerləşir. Enerji təhlükəsizliyində birləşdirici xətlər strateji sayılır. Hidrogen və karbon dioksid (CO₂) kəməri təklifləri iqlimlə bağlı yeni məqsədlər üçün eyni dəhliz məntiqindən istifadə edir. Ekoloji hüquq qismən dağılmalara və torpaqdan keçid hüququ üstündə mübahisələrə cavab olaraq inkişaf etdi. Sistemin rəqəmsal modeli olan rəqəmsal əkizlər və yoxlama alətləri də köhnə fasiləsiz axın fikrinə xidmət edir.</w:t>
       </w:r>
     </w:p>
     <w:p>
       <w:pPr>
-        <w:keepNext/>
-        <w:spacing w:before="240" w:after="120"/>
+        <w:pStyle w:val="Heading1"/>
+        <w:widowControl/>
       </w:pPr>
       <w:r>
-        <w:rPr>
-          <w:rFonts w:ascii="Calibri" w:hAnsi="Calibri" w:eastAsia="Calibri"/>
-          <w:b/>
-          <w:i w:val="0"/>
-          <w:color w:val="004E8C"/>
-          <w:sz w:val="28"/>
-        </w:rPr>
-        <w:t>İnsan həyatını necə dəyişdi?</w:t>
+        <w:t>İnsan həyatını necə dəyişib</w:t>
       </w:r>
     </w:p>
     <w:p>
       <w:pPr>
-        <w:spacing w:after="160" w:line="276" w:lineRule="auto"/>
+        <w:widowControl/>
       </w:pPr>
       <w:r>
-        <w:rPr>
-          <w:rFonts w:ascii="Calibri" w:hAnsi="Calibri" w:eastAsia="Calibri"/>
-          <w:b w:val="0"/>
-          <w:i w:val="0"/>
-          <w:sz w:val="22"/>
-        </w:rPr>
-        <w:t>Şəhərlər qazın çıxarıldığı yatağı görmədən ondan yanacaq kimi istifadə etdi; fabriklər şəhər küçələrindən araba ilə keçirilməyən neftlə işlədilər. Kənd torpaqlarında kəmər üçün servitut zolaqları ayrıldı; bu, icarə gəliri ilə yanaşı risk və etiraz da gətirdi. Hər kilometrə görə nadir sayılsa da, partlayış və sızmalar baş verdiyi yerlərin yaddaşında dərin iz qoyur. Gündəlik istilik və nəqliyyat üçün enerji çox vaxt sakit, torpağa basdırılmış damarlarla gəlir; yalnız nasazlıq və ya mübahisə yarananda bu asılılıq görünür.</w:t>
+        <w:t>Şəhərlər yatağı görmədən qaz yandırdı, fabriklər şəhərdən arabada keçməyən neftlə işlədi. Kənd torpaqlarında keçid hüquqları yarandı; bununla icarə gəliri, risk və etiraz da gəldi. Hər kilometrə görə nadir olsa da, partlayış və sızmalar baş verdiyi yerlərin yaddaşında iz buraxır. Gündəlik istilik və hərəkət imkanı çox vaxt sakit yeraltı damarla gəlir — nasazlıq və ya mübahisə yarananadək görünmədən.</w:t>
       </w:r>
     </w:p>
     <w:p>
       <w:pPr>
-        <w:keepNext/>
-        <w:spacing w:before="240" w:after="120"/>
+        <w:pStyle w:val="Heading1"/>
+        <w:widowControl/>
       </w:pPr>
       <w:r>
-        <w:rPr>
-          <w:rFonts w:ascii="Calibri" w:hAnsi="Calibri" w:eastAsia="Calibri"/>
-          <w:b/>
-          <w:i w:val="0"/>
-          <w:color w:val="004E8C"/>
-          <w:sz w:val="28"/>
-        </w:rPr>
         <w:t>Mənbələr və istinadlar</w:t>
       </w:r>
     </w:p>
     <w:p>
       <w:pPr>
-        <w:keepNext/>
-        <w:spacing w:before="240" w:after="120"/>
+        <w:pStyle w:val="Heading2"/>
+        <w:widowControl/>
       </w:pPr>
       <w:r>
         <w:rPr>
-          <w:rFonts w:ascii="Calibri" w:hAnsi="Calibri" w:eastAsia="Calibri"/>
-          <w:b/>
-          <w:i w:val="0"/>
-          <w:color w:val="004E8C"/>
-          <w:sz w:val="24"/>
+          <w:sz w:val="20"/>
         </w:rPr>
-        <w:t>A. Kitablar və əsas elmi əsərlər</w:t>
+        <w:t>A Kitablar və əsas elmi əsərlər</w:t>
       </w:r>
     </w:p>
     <w:p>
       <w:pPr>
-        <w:spacing w:after="80"/>
-        <w:ind w:left="360"/>
+        <w:widowControl/>
       </w:pPr>
       <w:r>
         <w:rPr>
-          <w:rFonts w:ascii="Calibri" w:hAnsi="Calibri" w:eastAsia="Calibri"/>
-          <w:b w:val="0"/>
-          <w:i w:val="0"/>
-          <w:sz w:val="22"/>
+          <w:sz w:val="20"/>
         </w:rPr>
         <w:t>1. Castaneda, Christopher J. Invisible Fuel: Manufactured and Natural Gas in America, 1800-2000. New York: Twayne, 1999.</w:t>
       </w:r>
     </w:p>
     <w:p>
       <w:pPr>
-        <w:keepNext/>
-        <w:spacing w:before="240" w:after="120"/>
+        <w:pStyle w:val="Heading2"/>
+        <w:widowControl/>
       </w:pPr>
       <w:r>
         <w:rPr>
-          <w:rFonts w:ascii="Calibri" w:hAnsi="Calibri" w:eastAsia="Calibri"/>
-          <w:b/>
-          <w:i w:val="0"/>
-          <w:color w:val="004E8C"/>
-          <w:sz w:val="24"/>
+          <w:sz w:val="20"/>
         </w:rPr>
-        <w:t>C. Təşkilatların materialları və ensiklopedik mənbələr</w:t>
+        <w:t>C Qurumların materialları və ensiklopedik mənbələr</w:t>
       </w:r>
     </w:p>
     <w:p>
       <w:pPr>
-        <w:spacing w:after="80"/>
-        <w:ind w:left="360"/>
+        <w:widowControl/>
       </w:pPr>
       <w:r>
         <w:rPr>
-          <w:rFonts w:ascii="Calibri" w:hAnsi="Calibri" w:eastAsia="Calibri"/>
-          <w:b w:val="0"/>
-          <w:i w:val="0"/>
-          <w:sz w:val="22"/>
+          <w:sz w:val="20"/>
         </w:rPr>
-        <w:t>1. Encyclopaedia Britannica. “Pipeline” (“Boru kəməri”).</w:t>
-      </w:r>
-      <w:r>
-        <w:rPr>
-          <w:rFonts w:ascii="Calibri" w:hAnsi="Calibri" w:eastAsia="Calibri"/>
-          <w:b w:val="0"/>
-          <w:i w:val="0"/>
-          <w:sz w:val="22"/>
-        </w:rPr>
-        <w:t xml:space="preserve"> </w:t>
+        <w:t xml:space="preserve">1. Encyclopaedia Britannica. 'Pipeline.' </w:t>
       </w:r>
       <w:hyperlink r:id="rId9">
         <w:r>
           <w:rPr>
-            <w:rFonts w:ascii="Calibri" w:hAnsi="Calibri" w:eastAsia="Calibri"/>
-            <w:b w:val="0"/>
-            <w:i w:val="0"/>
-            <w:sz w:val="22"/>
-            <w:color w:val="0563C1"/>
-            <w:u w:val="single"/>
+            <w:sz w:val="20"/>
           </w:rPr>
           <w:t>https://www.britannica.com/technology/pipeline-technology</w:t>
         </w:r>
       </w:hyperlink>
+      <w:r>
+        <w:rPr>
+          <w:sz w:val="20"/>
+        </w:rPr>
+      </w:r>
     </w:p>
     <w:p>
       <w:pPr>
-        <w:spacing w:after="80"/>
-        <w:ind w:left="360"/>
+        <w:widowControl/>
       </w:pPr>
       <w:r>
         <w:rPr>
-          <w:rFonts w:ascii="Calibri" w:hAnsi="Calibri" w:eastAsia="Calibri"/>
-          <w:b w:val="0"/>
-          <w:i w:val="0"/>
-          <w:sz w:val="22"/>
+          <w:sz w:val="20"/>
         </w:rPr>
-        <w:t>2. Encyclopaedia Britannica. “Petroleum” (“Neft”).</w:t>
-      </w:r>
-      <w:r>
-        <w:rPr>
-          <w:rFonts w:ascii="Calibri" w:hAnsi="Calibri" w:eastAsia="Calibri"/>
-          <w:b w:val="0"/>
-          <w:i w:val="0"/>
-          <w:sz w:val="22"/>
-        </w:rPr>
-        <w:t xml:space="preserve"> </w:t>
+        <w:t xml:space="preserve">2. Encyclopaedia Britannica. 'Petroleum.' </w:t>
       </w:r>
       <w:hyperlink r:id="rId10">
         <w:r>
           <w:rPr>
-            <w:rFonts w:ascii="Calibri" w:hAnsi="Calibri" w:eastAsia="Calibri"/>
-            <w:b w:val="0"/>
-            <w:i w:val="0"/>
-            <w:sz w:val="22"/>
-            <w:color w:val="0563C1"/>
-            <w:u w:val="single"/>
+            <w:sz w:val="20"/>
           </w:rPr>
           <w:t>https://www.britannica.com/science/petroleum</w:t>
         </w:r>
       </w:hyperlink>
-    </w:p>
-    <w:p>
-      <w:pPr>
-        <w:keepNext/>
-        <w:spacing w:before="240" w:after="120"/>
-      </w:pPr>
       <w:r>
         <w:rPr>
-          <w:rFonts w:ascii="Calibri" w:hAnsi="Calibri" w:eastAsia="Calibri"/>
-          <w:b/>
-          <w:i w:val="0"/>
-          <w:color w:val="004E8C"/>
-          <w:sz w:val="24"/>
+          <w:sz w:val="20"/>
         </w:rPr>
-        <w:t>G. Kosmik agentliklərin, laboratoriyaların və elmi təşkilatların materialları</w:t>
       </w:r>
     </w:p>
     <w:p>
       <w:pPr>
-        <w:spacing w:after="80"/>
-        <w:ind w:left="360"/>
+        <w:pStyle w:val="Heading2"/>
+        <w:widowControl/>
       </w:pPr>
       <w:r>
         <w:rPr>
-          <w:rFonts w:ascii="Calibri" w:hAnsi="Calibri" w:eastAsia="Calibri"/>
-          <w:b w:val="0"/>
-          <w:i w:val="0"/>
-          <w:sz w:val="22"/>
+          <w:sz w:val="20"/>
         </w:rPr>
-        <w:t>1. ABŞ Enerji İnformasiya Administrasiyası. Neft və neft məhsullarının daşınması haqqında izahlı materiallar.</w:t>
+        <w:t>G Kosmik agentliklər laboratoriyalar və elmi təşkilatlar</w:t>
       </w:r>
+    </w:p>
+    <w:p>
+      <w:pPr>
+        <w:widowControl/>
+      </w:pPr>
       <w:r>
         <w:rPr>
-          <w:rFonts w:ascii="Calibri" w:hAnsi="Calibri" w:eastAsia="Calibri"/>
-          <w:b w:val="0"/>
-          <w:i w:val="0"/>
-          <w:sz w:val="22"/>
+          <w:sz w:val="20"/>
         </w:rPr>
-        <w:t xml:space="preserve"> </w:t>
+        <w:t xml:space="preserve">1. U.S. Energy Information Administration. Oil and petroleum transport explainers. </w:t>
       </w:r>
       <w:hyperlink r:id="rId11">
         <w:r>
           <w:rPr>
-            <w:rFonts w:ascii="Calibri" w:hAnsi="Calibri" w:eastAsia="Calibri"/>
-            <w:b w:val="0"/>
-            <w:i w:val="0"/>
-            <w:sz w:val="22"/>
-            <w:color w:val="0563C1"/>
-            <w:u w:val="single"/>
+            <w:sz w:val="20"/>
           </w:rPr>
           <w:t>https://www.eia.gov/energyexplained/oil-and-petroleum-products/where-our-oil-comes-from.php</w:t>
         </w:r>
       </w:hyperlink>
-    </w:p>
-    <w:p>
-      <w:pPr>
-        <w:keepNext/>
-        <w:spacing w:before="240" w:after="120"/>
-      </w:pPr>
       <w:r>
         <w:rPr>
-          <w:rFonts w:ascii="Calibri" w:hAnsi="Calibri" w:eastAsia="Calibri"/>
-          <w:b/>
-          <w:i w:val="0"/>
-          <w:color w:val="004E8C"/>
-          <w:sz w:val="24"/>
+          <w:sz w:val="20"/>
         </w:rPr>
-        <w:t>D. Muzey, arxiv və kitabxana materialları</w:t>
       </w:r>
     </w:p>
     <w:p>
       <w:pPr>
-        <w:spacing w:after="80"/>
-        <w:ind w:left="360"/>
+        <w:pStyle w:val="Heading2"/>
+        <w:widowControl/>
       </w:pPr>
       <w:r>
         <w:rPr>
-          <w:rFonts w:ascii="Calibri" w:hAnsi="Calibri" w:eastAsia="Calibri"/>
-          <w:b w:val="0"/>
-          <w:i w:val="0"/>
-          <w:sz w:val="22"/>
+          <w:sz w:val="20"/>
         </w:rPr>
-        <w:t>1. Science Museum (London). Enerji və neft sənayesi ilə bağlı əşyalar və hekayələr.</w:t>
+        <w:t>D Muzey arxiv və kitabxana materialları</w:t>
       </w:r>
+    </w:p>
+    <w:p>
+      <w:pPr>
+        <w:widowControl/>
+      </w:pPr>
       <w:r>
         <w:rPr>
-          <w:rFonts w:ascii="Calibri" w:hAnsi="Calibri" w:eastAsia="Calibri"/>
-          <w:b w:val="0"/>
-          <w:i w:val="0"/>
-          <w:sz w:val="22"/>
+          <w:sz w:val="20"/>
         </w:rPr>
-        <w:t xml:space="preserve"> </w:t>
+        <w:t xml:space="preserve">1. Science Museum (London). Energy and oil industry objects and stories. </w:t>
       </w:r>
       <w:hyperlink r:id="rId12">
         <w:r>
           <w:rPr>
-            <w:rFonts w:ascii="Calibri" w:hAnsi="Calibri" w:eastAsia="Calibri"/>
-            <w:b w:val="0"/>
-            <w:i w:val="0"/>
-            <w:sz w:val="22"/>
-            <w:color w:val="0563C1"/>
-            <w:u w:val="single"/>
+            <w:sz w:val="20"/>
           </w:rPr>
           <w:t>https://www.sciencemuseum.org.uk/objects-and-stories</w:t>
         </w:r>
       </w:hyperlink>
+      <w:r>
+        <w:rPr>
+          <w:sz w:val="20"/>
+        </w:rPr>
+      </w:r>
     </w:p>
     <w:sectPr>
-      <w:pgSz w:w="12240" w:h="15840"/>
-      <w:pgMar w:top="1296" w:right="1440" w:bottom="1296" w:left="1440" w:header="720" w:footer="720" w:gutter="0"/>
+      <w:footerReference w:type="default" r:id="rId13"/>
+      <w:pgSz w:w="11906" w:h="16838"/>
+      <w:pgMar w:top="1020" w:right="1134" w:bottom="1020" w:left="1134" w:header="720" w:footer="720" w:gutter="0"/>
       <w:cols w:space="720"/>
       <w:docGrid w:linePitch="360"/>
     </w:sectPr>
   </w:body>
 </w:document>
+</file>
+
+<file path=word/footer1.xml><?xml version="1.0" encoding="utf-8"?>
+<w:ftr xmlns:m="http://schemas.openxmlformats.org/officeDocument/2006/math" xmlns:mc="http://schemas.openxmlformats.org/markup-compatibility/2006" xmlns:mo="http://schemas.microsoft.com/office/mac/office/2008/main" xmlns:mv="urn:schemas-microsoft-com:mac:vml" xmlns:o="urn:schemas-microsoft-com:office:office" xmlns:r="http://schemas.openxmlformats.org/officeDocument/2006/relationships" xmlns:v="urn:schemas-microsoft-com:vml" xmlns:w10="urn:schemas-microsoft-com:office:word" xmlns:w14="http://schemas.microsoft.com/office/word/2010/wordml" xmlns:w="http://schemas.openxmlformats.org/wordprocessingml/2006/main" xmlns:wne="http://schemas.microsoft.com/office/word/2006/wordml" xmlns:wp14="http://schemas.microsoft.com/office/word/2010/wordprocessingDrawing" xmlns:wp="http://schemas.openxmlformats.org/drawingml/2006/wordprocessingDrawing" xmlns:wpc="http://schemas.microsoft.com/office/word/2010/wordprocessingCanvas" xmlns:wpg="http://schemas.microsoft.com/office/word/2010/wordprocessingGroup" xmlns:wpi="http://schemas.microsoft.com/office/word/2010/wordprocessingInk" xmlns:wps="http://schemas.microsoft.com/office/word/2010/wordprocessingShape" mc:Ignorable="w14 wp14">
+  <w:p>
+    <w:pPr>
+      <w:pStyle w:val="Footer"/>
+      <w:jc w:val="right"/>
+    </w:pPr>
+    <w:fldSimple w:instr="PAGE"/>
+  </w:p>
+</w:ftr>
 </file>
 
 <file path=word/numbering.xml><?xml version="1.0" encoding="utf-8"?>
@@ -788,7 +594,7 @@
   <w:docDefaults>
     <w:rPrDefault>
       <w:rPr>
-        <w:rFonts w:asciiTheme="minorHAnsi" w:eastAsiaTheme="minorEastAsia" w:hAnsiTheme="minorHAnsi" w:cstheme="minorBidi"/>
+        <w:rFonts/>
         <w:sz w:val="22"/>
         <w:szCs w:val="22"/>
         <w:lang w:val="en-US" w:eastAsia="en-US" w:bidi="ar-SA"/>
@@ -943,6 +749,15 @@
     <w:name w:val="Normal"/>
     <w:qFormat/>
     <w:rsid w:val="00FC693F"/>
+    <w:pPr>
+      <w:spacing w:after="120" w:line="259" w:lineRule="auto"/>
+    </w:pPr>
+    <w:rPr>
+      <w:rFonts w:ascii="Times New Roman" w:hAnsi="Times New Roman"/>
+      <w:color w:val="000000"/>
+      <w:sz w:val="24"/>
+      <w:lang w:val="az-Latn-AZ"/>
+    </w:rPr>
   </w:style>
   <w:style w:type="paragraph" w:styleId="Header">
     <w:name w:val="header"/>
@@ -999,16 +814,17 @@
     <w:pPr>
       <w:keepNext/>
       <w:keepLines/>
-      <w:spacing w:before="480" w:after="0"/>
+      <w:spacing w:before="480" w:after="120" w:line="259" w:lineRule="auto"/>
       <w:outlineLvl w:val="0"/>
     </w:pPr>
     <w:rPr>
-      <w:rFonts w:asciiTheme="majorHAnsi" w:eastAsiaTheme="majorEastAsia" w:hAnsiTheme="majorHAnsi" w:cstheme="majorBidi"/>
+      <w:rFonts w:ascii="Times New Roman" w:hAnsi="Times New Roman"/>
       <w:b/>
       <w:bCs/>
-      <w:color w:val="365F91" w:themeColor="accent1" w:themeShade="BF"/>
-      <w:sz w:val="28"/>
+      <w:color w:val="000000"/>
+      <w:sz w:val="26"/>
       <w:szCs w:val="28"/>
+      <w:lang w:val="az-Latn-AZ"/>
     </w:rPr>
   </w:style>
   <w:style w:type="paragraph" w:styleId="Heading2">
@@ -1023,16 +839,17 @@
     <w:pPr>
       <w:keepNext/>
       <w:keepLines/>
-      <w:spacing w:before="200" w:after="0"/>
+      <w:spacing w:before="200" w:after="120" w:line="259" w:lineRule="auto"/>
       <w:outlineLvl w:val="1"/>
     </w:pPr>
     <w:rPr>
-      <w:rFonts w:asciiTheme="majorHAnsi" w:eastAsiaTheme="majorEastAsia" w:hAnsiTheme="majorHAnsi" w:cstheme="majorBidi"/>
+      <w:rFonts w:ascii="Times New Roman" w:hAnsi="Times New Roman"/>
       <w:b/>
       <w:bCs/>
-      <w:color w:val="4F81BD" w:themeColor="accent1"/>
+      <w:color w:val="000000"/>
       <w:sz w:val="26"/>
       <w:szCs w:val="26"/>
+      <w:lang w:val="az-Latn-AZ"/>
     </w:rPr>
   </w:style>
   <w:style w:type="paragraph" w:styleId="Heading3">
@@ -1051,7 +868,7 @@
       <w:outlineLvl w:val="2"/>
     </w:pPr>
     <w:rPr>
-      <w:rFonts w:asciiTheme="majorHAnsi" w:eastAsiaTheme="majorEastAsia" w:hAnsiTheme="majorHAnsi" w:cstheme="majorBidi"/>
+      <w:rFonts/>
       <w:b/>
       <w:bCs/>
       <w:color w:val="4F81BD" w:themeColor="accent1"/>
@@ -1074,7 +891,7 @@
       <w:outlineLvl w:val="3"/>
     </w:pPr>
     <w:rPr>
-      <w:rFonts w:asciiTheme="majorHAnsi" w:eastAsiaTheme="majorEastAsia" w:hAnsiTheme="majorHAnsi" w:cstheme="majorBidi"/>
+      <w:rFonts/>
       <w:b/>
       <w:bCs/>
       <w:i/>
@@ -1099,7 +916,7 @@
       <w:outlineLvl w:val="4"/>
     </w:pPr>
     <w:rPr>
-      <w:rFonts w:asciiTheme="majorHAnsi" w:eastAsiaTheme="majorEastAsia" w:hAnsiTheme="majorHAnsi" w:cstheme="majorBidi"/>
+      <w:rFonts/>
       <w:color w:val="243F60" w:themeColor="accent1" w:themeShade="7F"/>
     </w:rPr>
   </w:style>
@@ -1120,7 +937,7 @@
       <w:outlineLvl w:val="5"/>
     </w:pPr>
     <w:rPr>
-      <w:rFonts w:asciiTheme="majorHAnsi" w:eastAsiaTheme="majorEastAsia" w:hAnsiTheme="majorHAnsi" w:cstheme="majorBidi"/>
+      <w:rFonts/>
       <w:i/>
       <w:iCs/>
       <w:color w:val="243F60" w:themeColor="accent1" w:themeShade="7F"/>
@@ -1143,7 +960,7 @@
       <w:outlineLvl w:val="6"/>
     </w:pPr>
     <w:rPr>
-      <w:rFonts w:asciiTheme="majorHAnsi" w:eastAsiaTheme="majorEastAsia" w:hAnsiTheme="majorHAnsi" w:cstheme="majorBidi"/>
+      <w:rFonts/>
       <w:i/>
       <w:iCs/>
       <w:color w:val="404040" w:themeColor="text1" w:themeTint="BF"/>
@@ -1166,7 +983,7 @@
       <w:outlineLvl w:val="7"/>
     </w:pPr>
     <w:rPr>
-      <w:rFonts w:asciiTheme="majorHAnsi" w:eastAsiaTheme="majorEastAsia" w:hAnsiTheme="majorHAnsi" w:cstheme="majorBidi"/>
+      <w:rFonts/>
       <w:color w:val="4F81BD" w:themeColor="accent1"/>
       <w:sz w:val="20"/>
       <w:szCs w:val="20"/>
@@ -1189,7 +1006,7 @@
       <w:outlineLvl w:val="8"/>
     </w:pPr>
     <w:rPr>
-      <w:rFonts w:asciiTheme="majorHAnsi" w:eastAsiaTheme="majorEastAsia" w:hAnsiTheme="majorHAnsi" w:cstheme="majorBidi"/>
+      <w:rFonts/>
       <w:i/>
       <w:iCs/>
       <w:color w:val="404040" w:themeColor="text1" w:themeTint="BF"/>
@@ -1240,7 +1057,7 @@
     <w:uiPriority w:val="9"/>
     <w:rsid w:val="00FC693F"/>
     <w:rPr>
-      <w:rFonts w:asciiTheme="majorHAnsi" w:eastAsiaTheme="majorEastAsia" w:hAnsiTheme="majorHAnsi" w:cstheme="majorBidi"/>
+      <w:rFonts/>
       <w:b/>
       <w:bCs/>
       <w:color w:val="365F91" w:themeColor="accent1" w:themeShade="BF"/>
@@ -1255,7 +1072,7 @@
     <w:uiPriority w:val="9"/>
     <w:rsid w:val="00FC693F"/>
     <w:rPr>
-      <w:rFonts w:asciiTheme="majorHAnsi" w:eastAsiaTheme="majorEastAsia" w:hAnsiTheme="majorHAnsi" w:cstheme="majorBidi"/>
+      <w:rFonts/>
       <w:b/>
       <w:bCs/>
       <w:color w:val="4F81BD" w:themeColor="accent1"/>
@@ -1270,7 +1087,7 @@
     <w:uiPriority w:val="9"/>
     <w:rsid w:val="00FC693F"/>
     <w:rPr>
-      <w:rFonts w:asciiTheme="majorHAnsi" w:eastAsiaTheme="majorEastAsia" w:hAnsiTheme="majorHAnsi" w:cstheme="majorBidi"/>
+      <w:rFonts/>
       <w:b/>
       <w:bCs/>
       <w:color w:val="4F81BD" w:themeColor="accent1"/>
@@ -1285,19 +1102,17 @@
     <w:qFormat/>
     <w:rsid w:val="00FC693F"/>
     <w:pPr>
-      <w:pBdr>
-        <w:bottom w:val="single" w:sz="8" w:space="4" w:color="4F81BD" w:themeColor="accent1"/>
-      </w:pBdr>
-      <w:spacing w:after="300" w:line="240" w:lineRule="auto"/>
+      <w:spacing w:after="120" w:line="259" w:lineRule="auto"/>
       <w:contextualSpacing/>
     </w:pPr>
     <w:rPr>
-      <w:rFonts w:asciiTheme="majorHAnsi" w:eastAsiaTheme="majorEastAsia" w:hAnsiTheme="majorHAnsi" w:cstheme="majorBidi"/>
-      <w:color w:val="17365D" w:themeColor="text2" w:themeShade="BF"/>
+      <w:rFonts w:ascii="Times New Roman" w:hAnsi="Times New Roman"/>
+      <w:color w:val="000000"/>
       <w:spacing w:val="5"/>
       <w:kern w:val="28"/>
-      <w:sz w:val="52"/>
+      <w:sz w:val="40"/>
       <w:szCs w:val="52"/>
+      <w:lang w:val="az-Latn-AZ"/>
     </w:rPr>
   </w:style>
   <w:style w:type="character" w:customStyle="1" w:styleId="TitleChar">
@@ -1307,7 +1122,7 @@
     <w:uiPriority w:val="10"/>
     <w:rsid w:val="00FC693F"/>
     <w:rPr>
-      <w:rFonts w:asciiTheme="majorHAnsi" w:eastAsiaTheme="majorEastAsia" w:hAnsiTheme="majorHAnsi" w:cstheme="majorBidi"/>
+      <w:rFonts/>
       <w:color w:val="17365D" w:themeColor="text2" w:themeShade="BF"/>
       <w:spacing w:val="5"/>
       <w:kern w:val="28"/>
@@ -1329,7 +1144,7 @@
       </w:numPr>
     </w:pPr>
     <w:rPr>
-      <w:rFonts w:asciiTheme="majorHAnsi" w:eastAsiaTheme="majorEastAsia" w:hAnsiTheme="majorHAnsi" w:cstheme="majorBidi"/>
+      <w:rFonts/>
       <w:i/>
       <w:iCs/>
       <w:color w:val="4F81BD" w:themeColor="accent1"/>
@@ -1345,7 +1160,7 @@
     <w:uiPriority w:val="11"/>
     <w:rsid w:val="00FC693F"/>
     <w:rPr>
-      <w:rFonts w:asciiTheme="majorHAnsi" w:eastAsiaTheme="majorEastAsia" w:hAnsiTheme="majorHAnsi" w:cstheme="majorBidi"/>
+      <w:rFonts/>
       <w:i/>
       <w:iCs/>
       <w:color w:val="4F81BD" w:themeColor="accent1"/>
@@ -1470,8 +1285,15 @@
       <w:numPr>
         <w:numId w:val="1"/>
       </w:numPr>
+      <w:spacing w:after="120" w:line="259" w:lineRule="auto"/>
       <w:contextualSpacing/>
     </w:pPr>
+    <w:rPr>
+      <w:rFonts w:ascii="Times New Roman" w:hAnsi="Times New Roman"/>
+      <w:color w:val="000000"/>
+      <w:sz w:val="24"/>
+      <w:lang w:val="az-Latn-AZ"/>
+    </w:rPr>
   </w:style>
   <w:style w:type="paragraph" w:styleId="ListBullet2">
     <w:name w:val="List Bullet 2"/>
@@ -1643,7 +1465,7 @@
     <w:semiHidden/>
     <w:rsid w:val="00FC693F"/>
     <w:rPr>
-      <w:rFonts w:asciiTheme="majorHAnsi" w:eastAsiaTheme="majorEastAsia" w:hAnsiTheme="majorHAnsi" w:cstheme="majorBidi"/>
+      <w:rFonts/>
       <w:b/>
       <w:bCs/>
       <w:i/>
@@ -1659,7 +1481,7 @@
     <w:semiHidden/>
     <w:rsid w:val="00FC693F"/>
     <w:rPr>
-      <w:rFonts w:asciiTheme="majorHAnsi" w:eastAsiaTheme="majorEastAsia" w:hAnsiTheme="majorHAnsi" w:cstheme="majorBidi"/>
+      <w:rFonts/>
       <w:color w:val="243F60" w:themeColor="accent1" w:themeShade="7F"/>
     </w:rPr>
   </w:style>
@@ -1671,7 +1493,7 @@
     <w:semiHidden/>
     <w:rsid w:val="00FC693F"/>
     <w:rPr>
-      <w:rFonts w:asciiTheme="majorHAnsi" w:eastAsiaTheme="majorEastAsia" w:hAnsiTheme="majorHAnsi" w:cstheme="majorBidi"/>
+      <w:rFonts/>
       <w:i/>
       <w:iCs/>
       <w:color w:val="243F60" w:themeColor="accent1" w:themeShade="7F"/>
@@ -1685,7 +1507,7 @@
     <w:semiHidden/>
     <w:rsid w:val="00FC693F"/>
     <w:rPr>
-      <w:rFonts w:asciiTheme="majorHAnsi" w:eastAsiaTheme="majorEastAsia" w:hAnsiTheme="majorHAnsi" w:cstheme="majorBidi"/>
+      <w:rFonts/>
       <w:i/>
       <w:iCs/>
       <w:color w:val="404040" w:themeColor="text1" w:themeTint="BF"/>
@@ -1699,7 +1521,7 @@
     <w:semiHidden/>
     <w:rsid w:val="00FC693F"/>
     <w:rPr>
-      <w:rFonts w:asciiTheme="majorHAnsi" w:eastAsiaTheme="majorEastAsia" w:hAnsiTheme="majorHAnsi" w:cstheme="majorBidi"/>
+      <w:rFonts/>
       <w:color w:val="4F81BD" w:themeColor="accent1"/>
       <w:sz w:val="20"/>
       <w:szCs w:val="20"/>
@@ -1713,7 +1535,7 @@
     <w:semiHidden/>
     <w:rsid w:val="00FC693F"/>
     <w:rPr>
-      <w:rFonts w:asciiTheme="majorHAnsi" w:eastAsiaTheme="majorEastAsia" w:hAnsiTheme="majorHAnsi" w:cstheme="majorBidi"/>
+      <w:rFonts/>
       <w:i/>
       <w:iCs/>
       <w:color w:val="404040" w:themeColor="text1" w:themeTint="BF"/>
@@ -1772,9 +1594,6 @@
     <w:qFormat/>
     <w:rsid w:val="00FC693F"/>
     <w:pPr>
-      <w:pBdr>
-        <w:bottom w:val="single" w:sz="4" w:space="4" w:color="4F81BD" w:themeColor="accent1"/>
-      </w:pBdr>
       <w:spacing w:before="200" w:after="280"/>
       <w:ind w:left="936" w:right="936"/>
     </w:pPr>
@@ -3302,7 +3121,7 @@
         <w:spacing w:before="0" w:after="0" w:line="240" w:lineRule="auto"/>
       </w:pPr>
       <w:rPr>
-        <w:rFonts w:asciiTheme="majorHAnsi" w:eastAsiaTheme="majorEastAsia" w:hAnsiTheme="majorHAnsi" w:cstheme="majorBidi"/>
+        <w:rFonts/>
         <w:b/>
         <w:bCs/>
       </w:rPr>
@@ -3323,7 +3142,7 @@
         <w:spacing w:before="0" w:after="0" w:line="240" w:lineRule="auto"/>
       </w:pPr>
       <w:rPr>
-        <w:rFonts w:asciiTheme="majorHAnsi" w:eastAsiaTheme="majorEastAsia" w:hAnsiTheme="majorHAnsi" w:cstheme="majorBidi"/>
+        <w:rFonts/>
         <w:b/>
         <w:bCs/>
       </w:rPr>
@@ -3341,14 +3160,14 @@
     </w:tblStylePr>
     <w:tblStylePr w:type="firstCol">
       <w:rPr>
-        <w:rFonts w:asciiTheme="majorHAnsi" w:eastAsiaTheme="majorEastAsia" w:hAnsiTheme="majorHAnsi" w:cstheme="majorBidi"/>
+        <w:rFonts/>
         <w:b/>
         <w:bCs/>
       </w:rPr>
     </w:tblStylePr>
     <w:tblStylePr w:type="lastCol">
       <w:rPr>
-        <w:rFonts w:asciiTheme="majorHAnsi" w:eastAsiaTheme="majorEastAsia" w:hAnsiTheme="majorHAnsi" w:cstheme="majorBidi"/>
+        <w:rFonts/>
         <w:b/>
         <w:bCs/>
       </w:rPr>
@@ -3432,7 +3251,7 @@
         <w:spacing w:before="0" w:after="0" w:line="240" w:lineRule="auto"/>
       </w:pPr>
       <w:rPr>
-        <w:rFonts w:asciiTheme="majorHAnsi" w:eastAsiaTheme="majorEastAsia" w:hAnsiTheme="majorHAnsi" w:cstheme="majorBidi"/>
+        <w:rFonts/>
         <w:b/>
         <w:bCs/>
       </w:rPr>
@@ -3453,7 +3272,7 @@
         <w:spacing w:before="0" w:after="0" w:line="240" w:lineRule="auto"/>
       </w:pPr>
       <w:rPr>
-        <w:rFonts w:asciiTheme="majorHAnsi" w:eastAsiaTheme="majorEastAsia" w:hAnsiTheme="majorHAnsi" w:cstheme="majorBidi"/>
+        <w:rFonts/>
         <w:b/>
         <w:bCs/>
       </w:rPr>
@@ -3471,14 +3290,14 @@
     </w:tblStylePr>
     <w:tblStylePr w:type="firstCol">
       <w:rPr>
-        <w:rFonts w:asciiTheme="majorHAnsi" w:eastAsiaTheme="majorEastAsia" w:hAnsiTheme="majorHAnsi" w:cstheme="majorBidi"/>
+        <w:rFonts/>
         <w:b/>
         <w:bCs/>
       </w:rPr>
     </w:tblStylePr>
     <w:tblStylePr w:type="lastCol">
       <w:rPr>
-        <w:rFonts w:asciiTheme="majorHAnsi" w:eastAsiaTheme="majorEastAsia" w:hAnsiTheme="majorHAnsi" w:cstheme="majorBidi"/>
+        <w:rFonts/>
         <w:b/>
         <w:bCs/>
       </w:rPr>
@@ -3562,7 +3381,7 @@
         <w:spacing w:before="0" w:after="0" w:line="240" w:lineRule="auto"/>
       </w:pPr>
       <w:rPr>
-        <w:rFonts w:asciiTheme="majorHAnsi" w:eastAsiaTheme="majorEastAsia" w:hAnsiTheme="majorHAnsi" w:cstheme="majorBidi"/>
+        <w:rFonts/>
         <w:b/>
         <w:bCs/>
       </w:rPr>
@@ -3583,7 +3402,7 @@
         <w:spacing w:before="0" w:after="0" w:line="240" w:lineRule="auto"/>
       </w:pPr>
       <w:rPr>
-        <w:rFonts w:asciiTheme="majorHAnsi" w:eastAsiaTheme="majorEastAsia" w:hAnsiTheme="majorHAnsi" w:cstheme="majorBidi"/>
+        <w:rFonts/>
         <w:b/>
         <w:bCs/>
       </w:rPr>
@@ -3601,14 +3420,14 @@
     </w:tblStylePr>
     <w:tblStylePr w:type="firstCol">
       <w:rPr>
-        <w:rFonts w:asciiTheme="majorHAnsi" w:eastAsiaTheme="majorEastAsia" w:hAnsiTheme="majorHAnsi" w:cstheme="majorBidi"/>
+        <w:rFonts/>
         <w:b/>
         <w:bCs/>
       </w:rPr>
     </w:tblStylePr>
     <w:tblStylePr w:type="lastCol">
       <w:rPr>
-        <w:rFonts w:asciiTheme="majorHAnsi" w:eastAsiaTheme="majorEastAsia" w:hAnsiTheme="majorHAnsi" w:cstheme="majorBidi"/>
+        <w:rFonts/>
         <w:b/>
         <w:bCs/>
       </w:rPr>
@@ -3692,7 +3511,7 @@
         <w:spacing w:before="0" w:after="0" w:line="240" w:lineRule="auto"/>
       </w:pPr>
       <w:rPr>
-        <w:rFonts w:asciiTheme="majorHAnsi" w:eastAsiaTheme="majorEastAsia" w:hAnsiTheme="majorHAnsi" w:cstheme="majorBidi"/>
+        <w:rFonts/>
         <w:b/>
         <w:bCs/>
       </w:rPr>
@@ -3713,7 +3532,7 @@
         <w:spacing w:before="0" w:after="0" w:line="240" w:lineRule="auto"/>
       </w:pPr>
       <w:rPr>
-        <w:rFonts w:asciiTheme="majorHAnsi" w:eastAsiaTheme="majorEastAsia" w:hAnsiTheme="majorHAnsi" w:cstheme="majorBidi"/>
+        <w:rFonts/>
         <w:b/>
         <w:bCs/>
       </w:rPr>
@@ -3731,14 +3550,14 @@
     </w:tblStylePr>
     <w:tblStylePr w:type="firstCol">
       <w:rPr>
-        <w:rFonts w:asciiTheme="majorHAnsi" w:eastAsiaTheme="majorEastAsia" w:hAnsiTheme="majorHAnsi" w:cstheme="majorBidi"/>
+        <w:rFonts/>
         <w:b/>
         <w:bCs/>
       </w:rPr>
     </w:tblStylePr>
     <w:tblStylePr w:type="lastCol">
       <w:rPr>
-        <w:rFonts w:asciiTheme="majorHAnsi" w:eastAsiaTheme="majorEastAsia" w:hAnsiTheme="majorHAnsi" w:cstheme="majorBidi"/>
+        <w:rFonts/>
         <w:b/>
         <w:bCs/>
       </w:rPr>
@@ -3822,7 +3641,7 @@
         <w:spacing w:before="0" w:after="0" w:line="240" w:lineRule="auto"/>
       </w:pPr>
       <w:rPr>
-        <w:rFonts w:asciiTheme="majorHAnsi" w:eastAsiaTheme="majorEastAsia" w:hAnsiTheme="majorHAnsi" w:cstheme="majorBidi"/>
+        <w:rFonts/>
         <w:b/>
         <w:bCs/>
       </w:rPr>
@@ -3843,7 +3662,7 @@
         <w:spacing w:before="0" w:after="0" w:line="240" w:lineRule="auto"/>
       </w:pPr>
       <w:rPr>
-        <w:rFonts w:asciiTheme="majorHAnsi" w:eastAsiaTheme="majorEastAsia" w:hAnsiTheme="majorHAnsi" w:cstheme="majorBidi"/>
+        <w:rFonts/>
         <w:b/>
         <w:bCs/>
       </w:rPr>
@@ -3861,14 +3680,14 @@
     </w:tblStylePr>
     <w:tblStylePr w:type="firstCol">
       <w:rPr>
-        <w:rFonts w:asciiTheme="majorHAnsi" w:eastAsiaTheme="majorEastAsia" w:hAnsiTheme="majorHAnsi" w:cstheme="majorBidi"/>
+        <w:rFonts/>
         <w:b/>
         <w:bCs/>
       </w:rPr>
     </w:tblStylePr>
     <w:tblStylePr w:type="lastCol">
       <w:rPr>
-        <w:rFonts w:asciiTheme="majorHAnsi" w:eastAsiaTheme="majorEastAsia" w:hAnsiTheme="majorHAnsi" w:cstheme="majorBidi"/>
+        <w:rFonts/>
         <w:b/>
         <w:bCs/>
       </w:rPr>
@@ -3952,7 +3771,7 @@
         <w:spacing w:before="0" w:after="0" w:line="240" w:lineRule="auto"/>
       </w:pPr>
       <w:rPr>
-        <w:rFonts w:asciiTheme="majorHAnsi" w:eastAsiaTheme="majorEastAsia" w:hAnsiTheme="majorHAnsi" w:cstheme="majorBidi"/>
+        <w:rFonts/>
         <w:b/>
         <w:bCs/>
       </w:rPr>
@@ -3973,7 +3792,7 @@
         <w:spacing w:before="0" w:after="0" w:line="240" w:lineRule="auto"/>
       </w:pPr>
       <w:rPr>
-        <w:rFonts w:asciiTheme="majorHAnsi" w:eastAsiaTheme="majorEastAsia" w:hAnsiTheme="majorHAnsi" w:cstheme="majorBidi"/>
+        <w:rFonts/>
         <w:b/>
         <w:bCs/>
       </w:rPr>
@@ -3991,14 +3810,14 @@
     </w:tblStylePr>
     <w:tblStylePr w:type="firstCol">
       <w:rPr>
-        <w:rFonts w:asciiTheme="majorHAnsi" w:eastAsiaTheme="majorEastAsia" w:hAnsiTheme="majorHAnsi" w:cstheme="majorBidi"/>
+        <w:rFonts/>
         <w:b/>
         <w:bCs/>
       </w:rPr>
     </w:tblStylePr>
     <w:tblStylePr w:type="lastCol">
       <w:rPr>
-        <w:rFonts w:asciiTheme="majorHAnsi" w:eastAsiaTheme="majorEastAsia" w:hAnsiTheme="majorHAnsi" w:cstheme="majorBidi"/>
+        <w:rFonts/>
         <w:b/>
         <w:bCs/>
       </w:rPr>
@@ -4082,7 +3901,7 @@
         <w:spacing w:before="0" w:after="0" w:line="240" w:lineRule="auto"/>
       </w:pPr>
       <w:rPr>
-        <w:rFonts w:asciiTheme="majorHAnsi" w:eastAsiaTheme="majorEastAsia" w:hAnsiTheme="majorHAnsi" w:cstheme="majorBidi"/>
+        <w:rFonts/>
         <w:b/>
         <w:bCs/>
       </w:rPr>
@@ -4103,7 +3922,7 @@
         <w:spacing w:before="0" w:after="0" w:line="240" w:lineRule="auto"/>
       </w:pPr>
       <w:rPr>
-        <w:rFonts w:asciiTheme="majorHAnsi" w:eastAsiaTheme="majorEastAsia" w:hAnsiTheme="majorHAnsi" w:cstheme="majorBidi"/>
+        <w:rFonts/>
         <w:b/>
         <w:bCs/>
       </w:rPr>
@@ -4121,14 +3940,14 @@
     </w:tblStylePr>
     <w:tblStylePr w:type="firstCol">
       <w:rPr>
-        <w:rFonts w:asciiTheme="majorHAnsi" w:eastAsiaTheme="majorEastAsia" w:hAnsiTheme="majorHAnsi" w:cstheme="majorBidi"/>
+        <w:rFonts/>
         <w:b/>
         <w:bCs/>
       </w:rPr>
     </w:tblStylePr>
     <w:tblStylePr w:type="lastCol">
       <w:rPr>
-        <w:rFonts w:asciiTheme="majorHAnsi" w:eastAsiaTheme="majorEastAsia" w:hAnsiTheme="majorHAnsi" w:cstheme="majorBidi"/>
+        <w:rFonts/>
         <w:b/>
         <w:bCs/>
       </w:rPr>
@@ -5993,7 +5812,7 @@
     </w:tblPr>
     <w:tblStylePr w:type="firstRow">
       <w:rPr>
-        <w:rFonts w:asciiTheme="majorHAnsi" w:eastAsiaTheme="majorEastAsia" w:hAnsiTheme="majorHAnsi" w:cstheme="majorBidi"/>
+        <w:rFonts/>
       </w:rPr>
       <w:tblPr/>
       <w:tcPr>
@@ -6077,7 +5896,7 @@
     </w:tblPr>
     <w:tblStylePr w:type="firstRow">
       <w:rPr>
-        <w:rFonts w:asciiTheme="majorHAnsi" w:eastAsiaTheme="majorEastAsia" w:hAnsiTheme="majorHAnsi" w:cstheme="majorBidi"/>
+        <w:rFonts/>
       </w:rPr>
       <w:tblPr/>
       <w:tcPr>
@@ -6161,7 +5980,7 @@
     </w:tblPr>
     <w:tblStylePr w:type="firstRow">
       <w:rPr>
-        <w:rFonts w:asciiTheme="majorHAnsi" w:eastAsiaTheme="majorEastAsia" w:hAnsiTheme="majorHAnsi" w:cstheme="majorBidi"/>
+        <w:rFonts/>
       </w:rPr>
       <w:tblPr/>
       <w:tcPr>
@@ -6245,7 +6064,7 @@
     </w:tblPr>
     <w:tblStylePr w:type="firstRow">
       <w:rPr>
-        <w:rFonts w:asciiTheme="majorHAnsi" w:eastAsiaTheme="majorEastAsia" w:hAnsiTheme="majorHAnsi" w:cstheme="majorBidi"/>
+        <w:rFonts/>
       </w:rPr>
       <w:tblPr/>
       <w:tcPr>
@@ -6329,7 +6148,7 @@
     </w:tblPr>
     <w:tblStylePr w:type="firstRow">
       <w:rPr>
-        <w:rFonts w:asciiTheme="majorHAnsi" w:eastAsiaTheme="majorEastAsia" w:hAnsiTheme="majorHAnsi" w:cstheme="majorBidi"/>
+        <w:rFonts/>
       </w:rPr>
       <w:tblPr/>
       <w:tcPr>
@@ -6413,7 +6232,7 @@
     </w:tblPr>
     <w:tblStylePr w:type="firstRow">
       <w:rPr>
-        <w:rFonts w:asciiTheme="majorHAnsi" w:eastAsiaTheme="majorEastAsia" w:hAnsiTheme="majorHAnsi" w:cstheme="majorBidi"/>
+        <w:rFonts/>
       </w:rPr>
       <w:tblPr/>
       <w:tcPr>
@@ -6497,7 +6316,7 @@
     </w:tblPr>
     <w:tblStylePr w:type="firstRow">
       <w:rPr>
-        <w:rFonts w:asciiTheme="majorHAnsi" w:eastAsiaTheme="majorEastAsia" w:hAnsiTheme="majorHAnsi" w:cstheme="majorBidi"/>
+        <w:rFonts/>
       </w:rPr>
       <w:tblPr/>
       <w:tcPr>
@@ -6562,7 +6381,7 @@
       <w:spacing w:after="0" w:line="240" w:lineRule="auto"/>
     </w:pPr>
     <w:rPr>
-      <w:rFonts w:asciiTheme="majorHAnsi" w:eastAsiaTheme="majorEastAsia" w:hAnsiTheme="majorHAnsi" w:cstheme="majorBidi"/>
+      <w:rFonts/>
       <w:color w:val="000000" w:themeColor="text1"/>
     </w:rPr>
     <w:tblPr>
@@ -6690,7 +6509,7 @@
       <w:spacing w:after="0" w:line="240" w:lineRule="auto"/>
     </w:pPr>
     <w:rPr>
-      <w:rFonts w:asciiTheme="majorHAnsi" w:eastAsiaTheme="majorEastAsia" w:hAnsiTheme="majorHAnsi" w:cstheme="majorBidi"/>
+      <w:rFonts/>
       <w:color w:val="000000" w:themeColor="text1"/>
     </w:rPr>
     <w:tblPr>
@@ -6818,7 +6637,7 @@
       <w:spacing w:after="0" w:line="240" w:lineRule="auto"/>
     </w:pPr>
     <w:rPr>
-      <w:rFonts w:asciiTheme="majorHAnsi" w:eastAsiaTheme="majorEastAsia" w:hAnsiTheme="majorHAnsi" w:cstheme="majorBidi"/>
+      <w:rFonts/>
       <w:color w:val="000000" w:themeColor="text1"/>
     </w:rPr>
     <w:tblPr>
@@ -6946,7 +6765,7 @@
       <w:spacing w:after="0" w:line="240" w:lineRule="auto"/>
     </w:pPr>
     <w:rPr>
-      <w:rFonts w:asciiTheme="majorHAnsi" w:eastAsiaTheme="majorEastAsia" w:hAnsiTheme="majorHAnsi" w:cstheme="majorBidi"/>
+      <w:rFonts/>
       <w:color w:val="000000" w:themeColor="text1"/>
     </w:rPr>
     <w:tblPr>
@@ -7074,7 +6893,7 @@
       <w:spacing w:after="0" w:line="240" w:lineRule="auto"/>
     </w:pPr>
     <w:rPr>
-      <w:rFonts w:asciiTheme="majorHAnsi" w:eastAsiaTheme="majorEastAsia" w:hAnsiTheme="majorHAnsi" w:cstheme="majorBidi"/>
+      <w:rFonts/>
       <w:color w:val="000000" w:themeColor="text1"/>
     </w:rPr>
     <w:tblPr>
@@ -7202,7 +7021,7 @@
       <w:spacing w:after="0" w:line="240" w:lineRule="auto"/>
     </w:pPr>
     <w:rPr>
-      <w:rFonts w:asciiTheme="majorHAnsi" w:eastAsiaTheme="majorEastAsia" w:hAnsiTheme="majorHAnsi" w:cstheme="majorBidi"/>
+      <w:rFonts/>
       <w:color w:val="000000" w:themeColor="text1"/>
     </w:rPr>
     <w:tblPr>
@@ -7330,7 +7149,7 @@
       <w:spacing w:after="0" w:line="240" w:lineRule="auto"/>
     </w:pPr>
     <w:rPr>
-      <w:rFonts w:asciiTheme="majorHAnsi" w:eastAsiaTheme="majorEastAsia" w:hAnsiTheme="majorHAnsi" w:cstheme="majorBidi"/>
+      <w:rFonts/>
       <w:color w:val="000000" w:themeColor="text1"/>
     </w:rPr>
     <w:tblPr>
@@ -7969,7 +7788,7 @@
       <w:spacing w:after="0" w:line="240" w:lineRule="auto"/>
     </w:pPr>
     <w:rPr>
-      <w:rFonts w:asciiTheme="majorHAnsi" w:eastAsiaTheme="majorEastAsia" w:hAnsiTheme="majorHAnsi" w:cstheme="majorBidi"/>
+      <w:rFonts/>
       <w:color w:val="000000" w:themeColor="text1"/>
     </w:rPr>
     <w:tblPr>
@@ -8094,7 +7913,7 @@
       <w:spacing w:after="0" w:line="240" w:lineRule="auto"/>
     </w:pPr>
     <w:rPr>
-      <w:rFonts w:asciiTheme="majorHAnsi" w:eastAsiaTheme="majorEastAsia" w:hAnsiTheme="majorHAnsi" w:cstheme="majorBidi"/>
+      <w:rFonts/>
       <w:color w:val="000000" w:themeColor="text1"/>
     </w:rPr>
     <w:tblPr>
@@ -8219,7 +8038,7 @@
       <w:spacing w:after="0" w:line="240" w:lineRule="auto"/>
     </w:pPr>
     <w:rPr>
-      <w:rFonts w:asciiTheme="majorHAnsi" w:eastAsiaTheme="majorEastAsia" w:hAnsiTheme="majorHAnsi" w:cstheme="majorBidi"/>
+      <w:rFonts/>
       <w:color w:val="000000" w:themeColor="text1"/>
     </w:rPr>
     <w:tblPr>
@@ -8344,7 +8163,7 @@
       <w:spacing w:after="0" w:line="240" w:lineRule="auto"/>
     </w:pPr>
     <w:rPr>
-      <w:rFonts w:asciiTheme="majorHAnsi" w:eastAsiaTheme="majorEastAsia" w:hAnsiTheme="majorHAnsi" w:cstheme="majorBidi"/>
+      <w:rFonts/>
       <w:color w:val="000000" w:themeColor="text1"/>
     </w:rPr>
     <w:tblPr>
@@ -8469,7 +8288,7 @@
       <w:spacing w:after="0" w:line="240" w:lineRule="auto"/>
     </w:pPr>
     <w:rPr>
-      <w:rFonts w:asciiTheme="majorHAnsi" w:eastAsiaTheme="majorEastAsia" w:hAnsiTheme="majorHAnsi" w:cstheme="majorBidi"/>
+      <w:rFonts/>
       <w:color w:val="000000" w:themeColor="text1"/>
     </w:rPr>
     <w:tblPr>
@@ -8594,7 +8413,7 @@
       <w:spacing w:after="0" w:line="240" w:lineRule="auto"/>
     </w:pPr>
     <w:rPr>
-      <w:rFonts w:asciiTheme="majorHAnsi" w:eastAsiaTheme="majorEastAsia" w:hAnsiTheme="majorHAnsi" w:cstheme="majorBidi"/>
+      <w:rFonts/>
       <w:color w:val="000000" w:themeColor="text1"/>
     </w:rPr>
     <w:tblPr>
@@ -8719,7 +8538,7 @@
       <w:spacing w:after="0" w:line="240" w:lineRule="auto"/>
     </w:pPr>
     <w:rPr>
-      <w:rFonts w:asciiTheme="majorHAnsi" w:eastAsiaTheme="majorEastAsia" w:hAnsiTheme="majorHAnsi" w:cstheme="majorBidi"/>
+      <w:rFonts/>
       <w:color w:val="000000" w:themeColor="text1"/>
     </w:rPr>
     <w:tblPr>

--- a/az/discovery-articles/3.17 Boru kəmərləri.docx
+++ b/az/discovery-articles/3.17 Boru kəmərləri.docx
@@ -32,7 +32,7 @@
         <w:rPr>
           <w:sz w:val="20"/>
         </w:rPr>
-        <w:t>Dövr: neft üçün təxminən XIX əsrin sonlarından; daha əvvəl su xətləri; sonralar qaz və neft məhsulları şəbəkələri | Əsas iştirakçılar: Pensilvaniya və Qafqaz neft bölgələrinin mühəndisləri; dünyanın müxtəlif yerlərində sonrakı dövlət və şirkət konsorsiumları</w:t>
+        <w:t>Dövr: su kəmərləri qədim dövrlərdən; neft kəmərləri təxminən XIX əsrin sonlarından; qaz və neft məhsulları şəbəkələri isə sonrakı dövrlərdə | Əsas iştirakçılar: Pensilvaniya və Qafqazın neft bölgələrində çalışan mühəndislər; sonrakı dövrlərdə müxtəlif ölkələrin dövlət qurumları və şirkətlərinin yaratdığı birliklər — konsorsiumlar</w:t>
       </w:r>
     </w:p>
     <w:p>
@@ -40,7 +40,7 @@
         <w:widowControl/>
       </w:pPr>
       <w:r>
-        <w:t>Boru kəmərləri suyu, nefti, təbii qazı və emal məhsullarını quru boyunca fasiləsiz borularla daşıyır. Onlar böyük həcmdə enerji daşınmasını yalnız ardıcıl arabalar və tankerlərlə müqayisədə daha sakit və sabit etdi.</w:t>
+        <w:t>Boru kəmərləri suyu, nefti, təbii qazı və neft məhsullarını bir-birinə birləşdirilmiş borular vasitəsilə daşıyır. Onların sayəsində böyük həcmdə neft və qazı aramsız nəql etmək mümkün oldu, araba karvanlarına və digər nəqliyyat vasitələrinə ehtiyac azaldı.</w:t>
       </w:r>
     </w:p>
     <w:p>
@@ -58,7 +58,7 @@
         <w:widowControl/>
       </w:pPr>
       <w:r>
-        <w:t>Şəhərlər akveduk və su xətlərindən qədimdən istifadə edirdi; sənaye kəmərləri bu fikri karbohidrogenlərə tətbiq etdi.</w:t>
+        <w:t>Şəhərləri su ilə təmin etmək üçün qədimdən su kəmərləri və akveduklar tikilirdi. Sənaye dövründə eyni prinsip neft və qazın daşınmasına tətbiq olundu.</w:t>
       </w:r>
     </w:p>
     <w:p>
@@ -67,7 +67,7 @@
         <w:widowControl/>
       </w:pPr>
       <w:r>
-        <w:t>XIX əsrin neft yüksəlişi ilk uzun məsafəli xam neft kəmərlərinə təkan verdi.</w:t>
+        <w:t>XIX əsrdə neft hasilatının sürətlə artması xam nefti uzaq məsafələrə daşıyan ilk boru kəmərlərinin çəkilməsinə təkan verdi.</w:t>
       </w:r>
     </w:p>
     <w:p>
@@ -76,7 +76,7 @@
         <w:widowControl/>
       </w:pPr>
       <w:r>
-        <w:t>Nasoslar, kompressorlar, klapanlar və nəzarət sistemləri müasir şəbəkələrdə axını saxlayır.</w:t>
+        <w:t>Müasir kəmərlərdə nasoslar və kompressorlar maye və qazın hərəkətini təmin edir, klapanlar və nəzarət sistemləri isə axını tənzimləyir.</w:t>
       </w:r>
     </w:p>
     <w:p>
@@ -85,7 +85,7 @@
         <w:widowControl/>
       </w:pPr>
       <w:r>
-        <w:t>Kəmərlər bəzi quru daşıma üsulları ilə müqayisədə dağılma və oğurluq riskini azaldır, lakin marşrut və sızma təhlükələri yaradır.</w:t>
+        <w:t>Bəzi quru nəqliyyatı üsulları ilə müqayisədə kəmərlər daşınan məhsulun ətrafa tökülməsi və oğurlanması riskini azalda bilər. Bununla belə, sızma təhlükəsi və kəmərin keçdiyi ərazilərlə bağlı problemlər qalır.</w:t>
       </w:r>
     </w:p>
     <w:p>
@@ -94,7 +94,7 @@
         <w:widowControl/>
       </w:pPr>
       <w:r>
-        <w:t>Geosiyasi münasibətlər çox vaxt borunun kimə məxsus olduğuna və haradan keçdiyinə bağlıdır.</w:t>
+        <w:t>Kəmərin kimə məxsus olması və hansı ölkələrdən keçməsi dövlətlərarası münasibətlərə təsir göstərə bilər.</w:t>
       </w:r>
     </w:p>
     <w:p>
@@ -103,15 +103,7 @@
         <w:widowControl/>
       </w:pPr>
       <w:r>
-        <w:t>Bu nədir</w:t>
-      </w:r>
-    </w:p>
-    <w:p>
-      <w:pPr>
-        <w:widowControl/>
-      </w:pPr>
-      <w:r>
-        <w:t>Boru kəməri maye və ya qazı təzyiq və ya cazibə qüvvəsi ilə mənbədən istifadəçiyə aparan qapalı xətdir: çay suyunu şəhərə, xam nefti emal zavoduna, qazı elektrik stansiyasına çatdırır. Marşrutdakı stansiyalar axına enerji verir, klapanlar təhlükəsizlik üçün xətti hissələrə ayırır. Nəzarət sistemləri təzyiqi və sərfi izləyərək sızma axtarır. Kəməri tikilib torpağa basdırılmış çaya bənzətmək olar. Əsas fikir yükü hər mərhələdə təkərə və ya gəmiyə yükləmədən fasiləsiz böyük həcmdə daşımaqdır.</w:t>
+        <w:t>Bu nədir?</w:t>
       </w:r>
     </w:p>
     <w:p>
@@ -120,15 +112,7 @@
         <w:widowControl/>
       </w:pPr>
       <w:r>
-        <w:t>Kim kəşf edib və ya yaradıb</w:t>
-      </w:r>
-    </w:p>
-    <w:p>
-      <w:pPr>
-        <w:widowControl/>
-      </w:pPr>
-      <w:r>
-        <w:t>Suyu boru və akvedukla aparmaq qədimdir. Bu fikrin neft və qaza tətbiqi sənaye dövrünün sürətlə böyüyən yataqlarındakı qarışıqlığa mühəndis cavabı idi. Pensilvaniya, Bakı, sonralar Yaxın Şərq və Sibir yataqları uzun praktik xətlərə tələbat yaratdı. Metallurqlar, qaynaqçılar və korroziya tədqiqatçıları marşrut hüquqlarını maliyyələşdirən sərmayəçilərlə birlikdə çalışdı. Kəmərin tək müəllifi yoxdur; konsorsiumlar və standartlaşdırma qurumları əsas rol oynayır.</w:t>
+        <w:t>Boru kəməri maye və ya qazı təzyiqin, yaxud ağırlıq qüvvəsinin təsiri ilə bir yerdən başqa yerə aparan qapalı boru xəttidir. O, çay suyunu şəhərə, xam nefti emal zavoduna, təbii qazı isə elektrik stansiyasına çatdıra bilər.</w:t>
       </w:r>
     </w:p>
     <w:p>
@@ -137,15 +121,88 @@
         <w:widowControl/>
       </w:pPr>
       <w:r>
-        <w:t>Nə vaxt və necə yaranıb</w:t>
+        <w:t>Kəmər boyunca yerləşən nasos və kompressor stansiyaları axının davam etməsini təmin edir. Bağlayıcı klapanlar lazım gəldikdə xəttin ayrı-ayrı hissələrini bağlamağa imkan verir. Nəzarət sistemləri təzyiqi və borudan keçən maye və ya qazın miqdarını izləyərək mümkün sızmaları aşkar etməyə kömək edir.</w:t>
       </w:r>
     </w:p>
     <w:p>
       <w:pPr>
+        <w:pStyle w:val="Heading1"/>
         <w:widowControl/>
       </w:pPr>
       <w:r>
-        <w:t>XIX əsrin sonundakı neft xətləri karbohidrogenlərin boru ilə kommersiya miqyasında daşına bildiyini göstərdi. XX əsrin müharibələri və müharibədən sonrakı artım qitələri əhatə edən qaz və neft şəbəkələri yaratdı. Dənizaltı borular və mayeləşdirilmiş təbii qaz sonralar həm rəqib, həm tamamlayıcı oldu. Qazıntı, qaynaq və təzyiq sınağı enerji ölkələrinin adi işinə çevrildi. Qurunun içərisində boru araba karvanını üstələdi; dəniz yollarında isə tankerlər yükü bölüşməyə davam etdi.</w:t>
+        <w:t>Boru kəmərini yatağı insan əli ilə qurulmuş, çox vaxt yerin altından axan çaya bənzətmək olar. Onun əsas üstünlüyü böyük həcmdə maye və qazı yolboyu təkrar-təkrar nəqliyyat vasitələrinə yükləmədən, fasiləsiz daşımasıdır.</w:t>
+      </w:r>
+    </w:p>
+    <w:p>
+      <w:pPr>
+        <w:pStyle w:val="Heading1"/>
+        <w:widowControl/>
+      </w:pPr>
+      <w:r>
+        <w:t>Kim yaradıb?</w:t>
+      </w:r>
+    </w:p>
+    <w:p>
+      <w:pPr>
+        <w:pStyle w:val="Heading1"/>
+        <w:widowControl/>
+      </w:pPr>
+      <w:r>
+        <w:t>Suyu borularla və akveduklarla bir yerdən başqa yerə aparmaq qədimdən məlum idi. Neft və qazın bu üsulla daşınması isə sənaye dövründə hasilatın sürətlə artması və daşınmanın çətinləşməsi nəticəsində zərurətə çevrildi.</w:t>
+      </w:r>
+    </w:p>
+    <w:p>
+      <w:pPr>
+        <w:pStyle w:val="Heading1"/>
+        <w:widowControl/>
+      </w:pPr>
+      <w:r>
+        <w:t>Pensilvaniya və Bakıdakı, daha sonra isə Yaxın Şərq və Sibirdəki yataqlar uzun məsafəli kəmərlərə ehtiyac yaratdı. Onların qurulmasında metallurqlar, qaynaqçılar, korroziyanı — metalın ətraf mühitin təsiri ilə aşınmasını — araşdıran mütəxəssislər və sərmayəçilər birlikdə çalışırdılar. Maliyyə yalnız tikintiyə deyil, kəmərin keçəcəyi torpaqlardan istifadə hüququnun əldə edilməsinə də lazım idi.</w:t>
+      </w:r>
+    </w:p>
+    <w:p>
+      <w:pPr>
+        <w:pStyle w:val="Heading1"/>
+        <w:widowControl/>
+      </w:pPr>
+      <w:r>
+        <w:t>Boru kəmərinin tək bir ixtiraçısı yoxdur. Bu sistemlər çoxsaylı mühəndis və mütəxəssisin əməyi ilə inkişaf edib. Birgə layihələr həyata keçirən konsorsiumlar və texniki standartları müəyyənləşdirən qurumlar da bu inkişafda mühüm rol oynayıb.</w:t>
+      </w:r>
+    </w:p>
+    <w:p>
+      <w:pPr>
+        <w:pStyle w:val="Heading1"/>
+        <w:widowControl/>
+      </w:pPr>
+      <w:r>
+        <w:t>Nə vaxt və necə yaranıb?</w:t>
+      </w:r>
+    </w:p>
+    <w:p>
+      <w:pPr>
+        <w:pStyle w:val="Heading1"/>
+        <w:widowControl/>
+      </w:pPr>
+      <w:r>
+        <w:t>XIX əsrin sonlarında çəkilən neft kəmərləri neftin borularla böyük həcmdə və kommersiya məqsədilə daşınmasının mümkün olduğunu göstərdi. XX əsrdə müharibələrin yaratdığı tələbat, daha sonra isə iqtisadi artım geniş neft və qaz şəbəkələrinin qurulmasına səbəb oldu.</w:t>
+      </w:r>
+    </w:p>
+    <w:p>
+      <w:pPr>
+        <w:pStyle w:val="Heading1"/>
+        <w:widowControl/>
+      </w:pPr>
+      <w:r>
+        <w:t>Sonrakı dövrlərdə dənizaltı kəmərlər də yayıldı, mayeləşdirilmiş təbii qazın gəmilərlə daşınması inkişaf etdi. Bu daşıma üsulları şəraitdən asılı olaraq həm bir-birinə alternativ oldu, həm də bir-birini tamamladı.</w:t>
+      </w:r>
+    </w:p>
+    <w:p>
+      <w:pPr>
+        <w:pStyle w:val="Heading1"/>
+        <w:widowControl/>
+      </w:pPr>
+      <w:r>
+        <w:t>Xəndək qazılması, boruların qaynaqla birləşdirilməsi və təzyiq altında sınaqdan keçirilməsi kəmər tikintisinin adi mərhələlərinə çevrildi. Quruda neftin daşınmasında boru kəmərləri tədricən araba karvanlarının yerini aldı. Dəniz daşımalarında isə tankerlər mühüm rolunu qorudu.</w:t>
       </w:r>
     </w:p>
     <w:p>
@@ -159,10 +216,29 @@
     </w:p>
     <w:p>
       <w:pPr>
+        <w:pStyle w:val="Heading1"/>
         <w:widowControl/>
       </w:pPr>
       <w:r>
-        <w:t>Kəmər axını məhdud şəraitdə maye və qaz mexanikasıdır: sürtünmə itkisi, bir neçə fazanın birgə axını və qəfil təzyiq artımı riskləri. Materialşünaslıq korroziya, qaynaq qüsurları və uzunmüddətli yorulma ilə mübarizə aparır. Sızma aşkarlanması sensorları statistik xəbərdarlıqla birləşdirir. Onilliklər işləyən kəmərin bütövlüyünü qorumaq tətbiqi risk təhlilidir. Torpaq altındakı xətt təzyiq, kimya və torpaqla qarşılıqlı təsirin gözə görünməyən laboratoriyasıdır.</w:t>
+        <w:t>Boru kəmərlərinin işi maye və qazların hərəkət qanunlarına əsaslanır. Mühəndislər borunun içindəki sürtünmənin axına təsirini, maye ilə qazın birlikdə hərəkətini və təzyiqin qəfil yüksəlməsi təhlükəsini hesablamalıdırlar.</w:t>
+      </w:r>
+    </w:p>
+    <w:p>
+      <w:pPr>
+        <w:pStyle w:val="Heading1"/>
+        <w:widowControl/>
+      </w:pPr>
+      <w:r>
+        <w:t>Materialşünaslıq boruların korroziyaya davamlılığını, qaynaq birləşmələrinin möhkəmliyini və metalın uzunmüddətli yüklənmə nəticəsində zəifləməsini araşdırır. Sızmaları aşkar etmək üçün sensorlardan alınan məlumatlar təhlil olunur, adi göstəricilərdən kənara çıxan dəyişikliklər müəyyənləşdirilir.</w:t>
+      </w:r>
+    </w:p>
+    <w:p>
+      <w:pPr>
+        <w:pStyle w:val="Heading1"/>
+        <w:widowControl/>
+      </w:pPr>
+      <w:r>
+        <w:t>Onilliklər boyu işləyən kəmərin saz və təhlükəsiz qalması risklərin davamlı qiymətləndirilməsini tələb edir. Bu baxımdan, yeraltı boru xətti təzyiqin, kimyəvi proseslərin və torpaq şəraitinin birlikdə öyrənildiyi bir sınaq mühitidir.</w:t>
       </w:r>
     </w:p>
     <w:p>
@@ -176,10 +252,11 @@
     </w:p>
     <w:p>
       <w:pPr>
+        <w:pStyle w:val="Heading1"/>
         <w:widowControl/>
       </w:pPr>
       <w:r>
-        <w:t>Emal zavodları, neft-kimya kompleksləri və qazla işləyən elektrik şəbəkələri kəmərlərin xəritəsinə uyğun yerləşir. Enerji təhlükəsizliyində birləşdirici xətlər strateji sayılır. Hidrogen və karbon dioksid (CO₂) kəməri təklifləri iqlimlə bağlı yeni məqsədlər üçün eyni dəhliz məntiqindən istifadə edir. Ekoloji hüquq qismən dağılmalara və torpaqdan keçid hüququ üstündə mübahisələrə cavab olaraq inkişaf etdi. Sistemin rəqəmsal modeli olan rəqəmsal əkizlər və yoxlama alətləri də köhnə fasiləsiz axın fikrinə xidmət edir.</w:t>
+        <w:t>Boru kəmərlərinin keçdiyi yerlər neft emalı zavodlarının, neft-kimya müəssisələrinin və qazla işləyən elektrik stansiyalarının harada qurulmasına təsir göstərir. Ayrı-ayrı enerji şəbəkələrini birləşdirən xətlər enerji təhlükəsizliyi baxımından strateji əhəmiyyət daşıyır.</w:t>
       </w:r>
     </w:p>
     <w:p>
@@ -188,15 +265,52 @@
         <w:widowControl/>
       </w:pPr>
       <w:r>
-        <w:t>İnsan həyatını necə dəyişib</w:t>
+        <w:t>Hidrogen və karbon dioksidin (CO₂) daşınması üçün təklif olunan kəmərlər də eyni prinsipə əsaslanır: maddəni müəyyən marşrut üzrə fasiləsiz nəql etmək. Belə layihələr bu dəfə iqlimlə bağlı yeni məqsədlərə xidmət etməlidir.</w:t>
       </w:r>
     </w:p>
     <w:p>
       <w:pPr>
+        <w:pStyle w:val="Heading1"/>
         <w:widowControl/>
       </w:pPr>
       <w:r>
-        <w:t>Şəhərlər yatağı görmədən qaz yandırdı, fabriklər şəhərdən arabada keçməyən neftlə işlədi. Kənd torpaqlarında keçid hüquqları yarandı; bununla icarə gəliri, risk və etiraz da gəldi. Hər kilometrə görə nadir olsa da, partlayış və sızmalar baş verdiyi yerlərin yaddaşında iz buraxır. Gündəlik istilik və hərəkət imkanı çox vaxt sakit yeraltı damarla gəlir — nasazlıq və ya mübahisə yarananadək görünmədən.</w:t>
+        <w:t>Neft sızmaları və kəmərin keçəcəyi torpaqlardan istifadə hüququ ətrafında yaranan mübahisələr ətraf mühitin qorunmasına dair hüquqi qaydaların inkişafına da təsir göstərib. Kəmərlərin rəqəmsal modelləri — rəqəmsal əkizlər — və müasir yoxlama vasitələri isə onların vəziyyətini izləməyə və fasiləsiz işini təmin etməyə kömək edir.</w:t>
+      </w:r>
+    </w:p>
+    <w:p>
+      <w:pPr>
+        <w:pStyle w:val="Heading1"/>
+        <w:widowControl/>
+      </w:pPr>
+      <w:r>
+        <w:t>İnsan həyatını necə dəyişib?</w:t>
+      </w:r>
+    </w:p>
+    <w:p>
+      <w:pPr>
+        <w:pStyle w:val="Heading1"/>
+        <w:widowControl/>
+      </w:pPr>
+      <w:r>
+        <w:t>Boru kəmərləri sayəsində yataqlardan uzaqda yerləşən şəhərlərə qaz, zavodlara isə neft çatdırmaq mümkün oldu. Bunun üçün şəhər küçələrindən ardı-arası kəsilməyən yük arabalarının keçməsinə ehtiyac qalmadı.</w:t>
+      </w:r>
+    </w:p>
+    <w:p>
+      <w:pPr>
+        <w:pStyle w:val="Heading1"/>
+        <w:widowControl/>
+      </w:pPr>
+      <w:r>
+        <w:t>Kəmərlərin kənd ərazilərindən keçirilməsi torpaqdan istifadə ilə bağlı yeni razılaşmalar doğurdu. Torpaq sahibləri üçün icarə gəliri yaransa da, təhlükəsizlik narahatlıqları və etirazlar da ortaya çıxdı.</w:t>
+      </w:r>
+    </w:p>
+    <w:p>
+      <w:pPr>
+        <w:pStyle w:val="Heading1"/>
+        <w:widowControl/>
+      </w:pPr>
+      <w:r>
+        <w:t>Kəmərlərin ümumi uzunluğu nəzərə alındıqda belə qəzalar nadir sayılsa da, partlayış və sızmalar baş verdiyi yerlərdə ağır iz buraxır. Evlərimizin isinməsini və nəqliyyatın yanacaqla təmin olunmasını çox vaxt gözümüzdən uzaqda uzanan bu yeraltı xətlər mümkün edir. Onların gündəlik həyatımızdakı rolunu isə daha çox təchizat dayandıqda və ya kəmərlə bağlı mübahisə yarandıqda hiss edirik.</w:t>
       </w:r>
     </w:p>
     <w:p>
@@ -217,7 +331,7 @@
         <w:rPr>
           <w:sz w:val="20"/>
         </w:rPr>
-        <w:t>A Kitablar və əsas elmi əsərlər</w:t>
+        <w:t>Kitablar və əsas elmi əsərlər</w:t>
       </w:r>
     </w:p>
     <w:p>
@@ -240,7 +354,7 @@
         <w:rPr>
           <w:sz w:val="20"/>
         </w:rPr>
-        <w:t>C Qurumların materialları və ensiklopedik mənbələr</w:t>
+        <w:t>Qurumların materialları və ensiklopedik mənbələr</w:t>
       </w:r>
     </w:p>
     <w:p>
@@ -300,7 +414,7 @@
         <w:rPr>
           <w:sz w:val="20"/>
         </w:rPr>
-        <w:t>G Kosmik agentliklər laboratoriyalar və elmi təşkilatlar</w:t>
+        <w:t>Kosmik agentliklər laboratoriyalar və elmi təşkilatlar</w:t>
       </w:r>
     </w:p>
     <w:p>
@@ -336,7 +450,7 @@
         <w:rPr>
           <w:sz w:val="20"/>
         </w:rPr>
-        <w:t>D Muzey arxiv və kitabxana materialları</w:t>
+        <w:t>Muzey arxiv və kitabxana materialları</w:t>
       </w:r>
     </w:p>
     <w:p>
